--- a/paper/paper_revision_20260929_final/manuscript.docx
+++ b/paper/paper_revision_20260929_final/manuscript.docx
@@ -14492,7 +14492,7 @@
     <w:p>
       <w:pPr/>
       <w:r>
-        <w:t>The present final manuscript revision, new summary figures/tables and its scoring deliverables are local review artifacts until a separate release is approved. A local, self-contained scoring subset now independently reproduces 30 primary ROI-phase and current/power error metrics for ten fixed endpoints against two existing spatial references. Its separate-directory test denied access to the original scientific input roots and failed on missing inputs. It is not externally published, and does not recompute full A/B qualification. Earlier local archives retain the 72 core, 18 continuation and 42 B1 reference/reader records, all eight moment arms, correction controls, saved conditional-evolution/residual arrays and twelve F_cov sensitivity records. Those counts are not independent repetitions. The earlier core reproduction checked 8,868 scalar, identity and Boolean entries at its original rtol=2e-10 and atol=2e-12 with exact categorical agreement; this prior record is distinct from the compact core package's 30-metric check. The evidence map separates each package's contents, access status and actually verified reproduction level.</w:t>
+        <w:t>The present manuscript revision, summary figures/tables, source tables and scalar verification records are public in repository commit 545c51a. The release includes the compact core scorer, its manifest, expected values and 30-metric verification/result records, but excludes the FP64 arrays required to rerun that scorer. The complete local package independently reproduces the primary ROI-phase and current/power error metrics for ten fixed endpoints against two existing spatial references; its separate-directory test denied access to the original scientific input roots and failed on missing inputs. It does not recompute full A/B qualification. Earlier local archives retain the 72 core, 18 continuation and 42 B1 reference/reader records, all eight moment arms, correction controls, saved conditional-evolution/residual arrays and twelve F_cov sensitivity records. Those counts are not independent repetitions. The earlier core reproduction checked 8,868 scalar, identity and Boolean entries at its original rtol=2e-10 and atol=2e-12 with exact categorical agreement; this prior record is distinct from the compact core package's 30-metric check. The evidence map separates each package's contents, access status and actually verified reproduction level.</w:t>
       </w:r>
     </w:p>
     <w:p>
